--- a/klagomål/A 26703-2025 FSC-klagomål.docx
+++ b/klagomål/A 26703-2025 FSC-klagomål.docx
@@ -756,7 +756,7 @@
     <w:r>
       <w:tab/>
       <w:tab/>
-      <w:t>2026-06-18</w:t>
+      <w:t>2026-06-19</w:t>
       <w:br/>
       <w:br/>
     </w:r>

--- a/klagomål/A 26703-2025 FSC-klagomål.docx
+++ b/klagomål/A 26703-2025 FSC-klagomål.docx
@@ -756,7 +756,7 @@
     <w:r>
       <w:tab/>
       <w:tab/>
-      <w:t>2026-06-19</w:t>
+      <w:t>2026-06-20</w:t>
       <w:br/>
       <w:br/>
     </w:r>

--- a/klagomål/A 26703-2025 FSC-klagomål.docx
+++ b/klagomål/A 26703-2025 FSC-klagomål.docx
@@ -168,38 +168,7 @@
     </w:p>
     <w:p>
       <w:r>
-        <w:t>Detta dokument behandlar höga naturvärden i avverkningsanmälan A 26703-2025 i Norrtälje kommun som inkom 2025-06-02 och omfattar 1,8 ha.</w:t>
-      </w:r>
-    </w:p>
-    <w:p>
-      <w:r>
-        <w:t>Nedan presenteras fynd av naturvårdsarter och fridlysta arter som gjorts i det avverkningsanmälda området, samt relevanta utdrag ur standarderna för FSC, Chain of Custody, Controlled Wood och PEFC.</w:t>
-      </w:r>
-    </w:p>
-    <w:p>
-      <w:r>
-        <w:t>Vi förväntar oss att ni återkommer med ett skriftligt svar på vårt klagomål och även beskriver vilka korrigerande åtgärder ni satt in för att rätta till identifierade brister i er efterlevnad av den svenska FSC standarden.</w:t>
-      </w:r>
-    </w:p>
-    <w:p>
-      <w:pPr>
-        <w:pStyle w:val="Heading1"/>
-      </w:pPr>
-      <w:r>
-        <w:t>Naturvårdsarter</w:t>
-      </w:r>
-    </w:p>
-    <w:p>
-      <w:r>
-        <w:t>Inom 19 meter från avverkningsanmälan har följande 5 naturvårdsarter hittats: aspgelélav (VU, T), grangråticka (VU, T), fjällig taggsvamp s.str. (NT), svavelriska (S) och blåsippa (T, §9). Av dessa är 3 rödlistade. För rödlistade arter har rödlistekategorin angivits inom parentes. Arter som är signalarter enligt Skogsstyrelsen har markerats med (S). Typiska arter inom Natura 2000 som är kopplade till skogsekosystem har markerats med (T). För fridlysta arter anges även paragrafen i Artskyddsförordningen som arten är fridlyst enligt.</w:t>
-      </w:r>
-    </w:p>
-    <w:p>
-      <w:r>
-        <w:t>De påträffade naturvårdsarterna är ett tydligt kvitto på att det rör sig om en skog med höga naturvärden.</w:t>
-      </w:r>
-      <w:r>
-        <w:t xml:space="preserve"> I Figur 1 visas fyndplatser för naturvårdsarter i området, som finns registrerade på Artportalen.</w:t>
+        <w:t>Detta klagomål behandlar höga naturvärden i avverkningsanmälan A 26703-2025 i Norrtälje kommun som inkom 2025-06-02 och omfattar 1,8 ha.</w:t>
       </w:r>
     </w:p>
     <w:p>
@@ -247,20 +216,86 @@
         <w:spacing w:after="240"/>
       </w:pPr>
       <w:r>
-        <w:t>Figur 1. Fyndplatser för naturvårdsarter inom 19 meter från avverkningsanmälan (röd linje). Markörer utan svart kant är placerade på fyndplatsen. Markörer med svart kant är placerade vid sidan av fyndplatsen och har ett svart streck som visar fyndplatsens exakta position. Kartans mittpunktskoordinat är N 6643522, E 696819 i SWEREF 99 TM.</w:t>
+        <w:t>Figur 1. Fyndplatser för naturvårdsarter inom 19 meter från avverkningsanmälan. Markörer utan svart kant är placerade på fyndplatsen. Markörer med svart kant är placerade vid sidan av fyndplatsen har ett svart streck som visar fyndplatsens exakta position. Kartans mittpunktskoordinat är N 6643522, E 696819 i SWEREF 99 TM.</w:t>
+      </w:r>
+    </w:p>
+    <w:p>
+      <w:r>
+        <w:t>Inom 19 meter från avverkningsanmälan finns fynd av 5 naturvårdsarter, varav 3 är rödlistade, 1 är fridlyst, 3 är typiska (T) och 1 är signalart (S): aspgelélav (VU, T), grangråticka (VU, T), fjällig taggsvamp s.str. (NT), svavelriska (S) och blåsippa (T, §9). Se Figur 1.</w:t>
+      </w:r>
+    </w:p>
+    <w:p>
+      <w:r>
+        <w:t>Nedan presenteras relevanta utdrag ur standarderna för FSC, Chain of Custody, Controlled Wood och PEFC.</w:t>
+      </w:r>
+    </w:p>
+    <w:p>
+      <w:r>
+        <w:t>Vi förväntar oss att ni återkommer med ett skriftligt svar på vårt klagomål och även beskriver vilka korrigerande åtgärder ni satt in för att rätta till identifierade brister i er efterlevnad av den svenska FSC standarden.</w:t>
       </w:r>
     </w:p>
     <w:p>
       <w:pPr>
-        <w:pStyle w:val="Heading2"/>
+        <w:pStyle w:val="Heading1"/>
       </w:pPr>
       <w:r>
-        <w:t>Fridlysta arter</w:t>
+        <w:t>Naturvårdsarter och fridlysta arter</w:t>
       </w:r>
     </w:p>
     <w:p>
       <w:r>
-        <w:t>Följande fridlysta arter har sina livsmiljöer och växtplatser i den avverkningsanmälda skogen: blåsippa (T, §9).</w:t>
+        <w:t>Nedan följer beskrivningar av de naturvårdsarter och fridlysta arter som har sina livsmiljöer och växtplatser i den avverkningsanmälda skogen. De påträffade naturvårdsarterna är ett tydligt kvitto på att det rör sig om en skog med höga naturvärden.</w:t>
+      </w:r>
+    </w:p>
+    <w:p>
+      <w:r>
+        <w:rPr>
+          <w:b/>
+        </w:rPr>
+        <w:t>Aspgelélav (VU)</w:t>
+      </w:r>
+      <w:r>
+        <w:t xml:space="preserve"> växer praktiskt taget enbart på asp i skog med hög luftfuktighet. Aspgelélav missgynnas vid slutavverkning. I norra Sverige hotas arten genom slutavverkning av äldre barrskog med åldriga aspar, ofta på skogsbergens sluttningar. Arten försvinner på aspar som lämnas kvar på hyggen. Aspgelélav (VU) är typisk art för </w:t>
+      </w:r>
+      <w:r>
+        <w:rPr>
+          <w:i/>
+        </w:rPr>
+        <w:t>9010 Taiga</w:t>
+      </w:r>
+      <w:r>
+        <w:t xml:space="preserve"> (SLU Artdatabanken, 2024).</w:t>
+      </w:r>
+    </w:p>
+    <w:p>
+      <w:r>
+        <w:rPr>
+          <w:b/>
+        </w:rPr>
+        <w:t>Grangråticka (VU)</w:t>
+      </w:r>
+      <w:r>
+        <w:t xml:space="preserve"> bildar mykorrhiza med gran och påträffas på kalkrik mark i örtrika granskogar med t.ex. blåsippa, harsyra och ekorrbär i fältskiktet. Arten är beroende av långvarig kontinuitet av äldre gran och tål ingen slutavverkning (kalhuggning). Lokaler med grangråticka är alltid skyddsvärda och bör skötas med stor varsamhet. Grangråticka är typisk art för </w:t>
+      </w:r>
+      <w:r>
+        <w:rPr>
+          <w:i/>
+        </w:rPr>
+        <w:t>9050 Näringsrik granskog</w:t>
+      </w:r>
+      <w:r>
+        <w:t xml:space="preserve"> (SLU Artdatabanken, 2024; Nitare &amp; Skogsstyrelsen, 2019).</w:t>
+      </w:r>
+    </w:p>
+    <w:p>
+      <w:r>
+        <w:rPr>
+          <w:b/>
+        </w:rPr>
+        <w:t>Fjällig taggsvamp s.str. (NT)</w:t>
+      </w:r>
+      <w:r>
+        <w:t xml:space="preserve"> bildar mykorrhiza med gran i granskog och barrblandskog, främst på frisk näringsrik mark i äldre skog med lång trädkontinuitet. Den totala populationen i landet har minskat och bedöms fortsätta minska till följd av avverkning av äldre barrskogar. Minskningstakten för den svenska populationen bedöms vara nära gränsvärdet för sårbar (VU) (SLU Artdatabanken, 2026).</w:t>
       </w:r>
     </w:p>
     <w:p>
@@ -290,65 +325,6 @@
       </w:r>
       <w:r>
         <w:t xml:space="preserve"> (SLU Artdatabanken, 2025).</w:t>
-      </w:r>
-    </w:p>
-    <w:p>
-      <w:pPr>
-        <w:pStyle w:val="Heading2"/>
-      </w:pPr>
-      <w:r>
-        <w:t>Övriga naturvårdsarter</w:t>
-      </w:r>
-    </w:p>
-    <w:p>
-      <w:r>
-        <w:rPr>
-          <w:b/>
-        </w:rPr>
-        <w:t>Aspgelélav (VU)</w:t>
-      </w:r>
-      <w:r>
-        <w:t xml:space="preserve"> växer praktiskt taget enbart på asp i skog med hög luftfuktighet. Aspgelélav missgynnas vid slutavverkning. I norra Sverige hotas arten genom slutavverkning av äldre barrskog med åldriga aspar, ofta på skogsbergens sluttningar. Arten försvinner på aspar som lämnas kvar på hyggen. Aspgelélav (VU) är typisk art för </w:t>
-      </w:r>
-      <w:r>
-        <w:rPr>
-          <w:i/>
-        </w:rPr>
-        <w:t>9010 Taiga</w:t>
-      </w:r>
-      <w:r>
-        <w:t xml:space="preserve"> (SLU Artdatabanken, 2024).</w:t>
-      </w:r>
-    </w:p>
-    <w:p>
-      <w:r>
-        <w:rPr>
-          <w:b/>
-        </w:rPr>
-        <w:t>Fjällig taggsvamp s.str. (NT)</w:t>
-      </w:r>
-      <w:r>
-        <w:t xml:space="preserve"> bildar mykorrhiza med gran i granskog och barrblandskog, främst på frisk näringsrik mark i äldre skog med lång trädkontinuitet. Den totala populationen i landet har minskat och bedöms fortsätta minska till följd av avverkning av äldre barrskogar. Minskningstakten för den svenska populationen bedöms vara nära gränsvärdet för sårbar (VU) (SLU Artdatabanken, 2026).</w:t>
-      </w:r>
-    </w:p>
-    <w:p>
-      <w:r>
-        <w:rPr>
-          <w:b/>
-        </w:rPr>
-        <w:t>Grangråticka (VU)</w:t>
-      </w:r>
-      <w:r>
-        <w:t xml:space="preserve"> bildar mykorrhiza med gran och påträffas på kalkrik mark i örtrika granskogar med t.ex. blåsippa, harsyra och ekorrbär i fältskiktet. Arten är beroende av långvarig kontinuitet av äldre gran och tål ingen slutavverkning (kalhuggning). Lokaler med grangråticka är alltid skyddsvärda och bör skötas med stor varsamhet. Grangråticka är typisk art för </w:t>
-      </w:r>
-      <w:r>
-        <w:rPr>
-          <w:i/>
-        </w:rPr>
-        <w:t>9050 Näringsrik granskog</w:t>
-      </w:r>
-      <w:r>
-        <w:t xml:space="preserve"> (SLU Artdatabanken, 2024; Nitare &amp; Skogsstyrelsen, 2019).</w:t>
       </w:r>
     </w:p>
     <w:p>
@@ -756,7 +732,7 @@
     <w:r>
       <w:tab/>
       <w:tab/>
-      <w:t>2026-06-20</w:t>
+      <w:t>2026-06-21</w:t>
       <w:br/>
       <w:br/>
     </w:r>

--- a/klagomål/A 26703-2025 FSC-klagomål.docx
+++ b/klagomål/A 26703-2025 FSC-klagomål.docx
@@ -732,7 +732,7 @@
     <w:r>
       <w:tab/>
       <w:tab/>
-      <w:t>2026-06-21</w:t>
+      <w:t>2026-06-22</w:t>
       <w:br/>
       <w:br/>
     </w:r>

--- a/klagomål/A 26703-2025 FSC-klagomål.docx
+++ b/klagomål/A 26703-2025 FSC-klagomål.docx
@@ -732,7 +732,7 @@
     <w:r>
       <w:tab/>
       <w:tab/>
-      <w:t>2026-06-22</w:t>
+      <w:t>2026-06-23</w:t>
       <w:br/>
       <w:br/>
     </w:r>

--- a/klagomål/A 26703-2025 FSC-klagomål.docx
+++ b/klagomål/A 26703-2025 FSC-klagomål.docx
@@ -732,7 +732,7 @@
     <w:r>
       <w:tab/>
       <w:tab/>
-      <w:t>2026-06-23</w:t>
+      <w:t>2026-06-24</w:t>
       <w:br/>
       <w:br/>
     </w:r>

--- a/klagomål/A 26703-2025 FSC-klagomål.docx
+++ b/klagomål/A 26703-2025 FSC-klagomål.docx
@@ -732,7 +732,7 @@
     <w:r>
       <w:tab/>
       <w:tab/>
-      <w:t>2026-06-24</w:t>
+      <w:t>2026-06-25</w:t>
       <w:br/>
       <w:br/>
     </w:r>

--- a/klagomål/A 26703-2025 FSC-klagomål.docx
+++ b/klagomål/A 26703-2025 FSC-klagomål.docx
@@ -732,7 +732,7 @@
     <w:r>
       <w:tab/>
       <w:tab/>
-      <w:t>2026-06-25</w:t>
+      <w:t>2026-06-26</w:t>
       <w:br/>
       <w:br/>
     </w:r>

--- a/klagomål/A 26703-2025 FSC-klagomål.docx
+++ b/klagomål/A 26703-2025 FSC-klagomål.docx
@@ -732,7 +732,7 @@
     <w:r>
       <w:tab/>
       <w:tab/>
-      <w:t>2026-06-26</w:t>
+      <w:t>2026-06-27</w:t>
       <w:br/>
       <w:br/>
     </w:r>

--- a/klagomål/A 26703-2025 FSC-klagomål.docx
+++ b/klagomål/A 26703-2025 FSC-klagomål.docx
@@ -732,7 +732,7 @@
     <w:r>
       <w:tab/>
       <w:tab/>
-      <w:t>2026-06-27</w:t>
+      <w:t>2026-06-28</w:t>
       <w:br/>
       <w:br/>
     </w:r>

--- a/klagomål/A 26703-2025 FSC-klagomål.docx
+++ b/klagomål/A 26703-2025 FSC-klagomål.docx
@@ -732,7 +732,7 @@
     <w:r>
       <w:tab/>
       <w:tab/>
-      <w:t>2026-06-28</w:t>
+      <w:t>2026-06-29</w:t>
       <w:br/>
       <w:br/>
     </w:r>

--- a/klagomål/A 26703-2025 FSC-klagomål.docx
+++ b/klagomål/A 26703-2025 FSC-klagomål.docx
@@ -732,7 +732,7 @@
     <w:r>
       <w:tab/>
       <w:tab/>
-      <w:t>2026-06-29</w:t>
+      <w:t>2026-06-30</w:t>
       <w:br/>
       <w:br/>
     </w:r>

--- a/klagomål/A 26703-2025 FSC-klagomål.docx
+++ b/klagomål/A 26703-2025 FSC-klagomål.docx
@@ -732,7 +732,7 @@
     <w:r>
       <w:tab/>
       <w:tab/>
-      <w:t>2026-06-30</w:t>
+      <w:t>2026-07-01</w:t>
       <w:br/>
       <w:br/>
     </w:r>

--- a/klagomål/A 26703-2025 FSC-klagomål.docx
+++ b/klagomål/A 26703-2025 FSC-klagomål.docx
@@ -732,7 +732,7 @@
     <w:r>
       <w:tab/>
       <w:tab/>
-      <w:t>2026-07-01</w:t>
+      <w:t>2026-07-02</w:t>
       <w:br/>
       <w:br/>
     </w:r>

--- a/klagomål/A 26703-2025 FSC-klagomål.docx
+++ b/klagomål/A 26703-2025 FSC-klagomål.docx
@@ -732,7 +732,7 @@
     <w:r>
       <w:tab/>
       <w:tab/>
-      <w:t>2026-07-13</w:t>
+      <w:t>2026-07-14</w:t>
       <w:br/>
       <w:br/>
     </w:r>

--- a/klagomål/A 26703-2025 FSC-klagomål.docx
+++ b/klagomål/A 26703-2025 FSC-klagomål.docx
@@ -732,7 +732,7 @@
     <w:r>
       <w:tab/>
       <w:tab/>
-      <w:t>2026-07-14</w:t>
+      <w:t>2026-07-15</w:t>
       <w:br/>
       <w:br/>
     </w:r>

--- a/klagomål/A 26703-2025 FSC-klagomål.docx
+++ b/klagomål/A 26703-2025 FSC-klagomål.docx
@@ -732,7 +732,7 @@
     <w:r>
       <w:tab/>
       <w:tab/>
-      <w:t>2026-07-15</w:t>
+      <w:t>2026-07-16</w:t>
       <w:br/>
       <w:br/>
     </w:r>

--- a/klagomål/A 26703-2025 FSC-klagomål.docx
+++ b/klagomål/A 26703-2025 FSC-klagomål.docx
@@ -732,7 +732,7 @@
     <w:r>
       <w:tab/>
       <w:tab/>
-      <w:t>2026-07-16</w:t>
+      <w:t>2026-07-17</w:t>
       <w:br/>
       <w:br/>
     </w:r>

--- a/klagomål/A 26703-2025 FSC-klagomål.docx
+++ b/klagomål/A 26703-2025 FSC-klagomål.docx
@@ -732,7 +732,7 @@
     <w:r>
       <w:tab/>
       <w:tab/>
-      <w:t>2026-07-17</w:t>
+      <w:t>2026-07-18</w:t>
       <w:br/>
       <w:br/>
     </w:r>

--- a/klagomål/A 26703-2025 FSC-klagomål.docx
+++ b/klagomål/A 26703-2025 FSC-klagomål.docx
@@ -732,7 +732,7 @@
     <w:r>
       <w:tab/>
       <w:tab/>
-      <w:t>2026-07-18</w:t>
+      <w:t>2026-07-19</w:t>
       <w:br/>
       <w:br/>
     </w:r>

--- a/klagomål/A 26703-2025 FSC-klagomål.docx
+++ b/klagomål/A 26703-2025 FSC-klagomål.docx
@@ -732,7 +732,7 @@
     <w:r>
       <w:tab/>
       <w:tab/>
-      <w:t>2026-07-19</w:t>
+      <w:t>2026-07-20</w:t>
       <w:br/>
       <w:br/>
     </w:r>

--- a/klagomål/A 26703-2025 FSC-klagomål.docx
+++ b/klagomål/A 26703-2025 FSC-klagomål.docx
@@ -732,7 +732,7 @@
     <w:r>
       <w:tab/>
       <w:tab/>
-      <w:t>2026-07-20</w:t>
+      <w:t>2026-07-21</w:t>
       <w:br/>
       <w:br/>
     </w:r>

--- a/klagomål/A 26703-2025 FSC-klagomål.docx
+++ b/klagomål/A 26703-2025 FSC-klagomål.docx
@@ -732,7 +732,7 @@
     <w:r>
       <w:tab/>
       <w:tab/>
-      <w:t>2026-07-21</w:t>
+      <w:t>2026-07-22</w:t>
       <w:br/>
       <w:br/>
     </w:r>

--- a/klagomål/A 26703-2025 FSC-klagomål.docx
+++ b/klagomål/A 26703-2025 FSC-klagomål.docx
@@ -732,7 +732,7 @@
     <w:r>
       <w:tab/>
       <w:tab/>
-      <w:t>2026-07-22</w:t>
+      <w:t>2026-07-23</w:t>
       <w:br/>
       <w:br/>
     </w:r>

--- a/klagomål/A 26703-2025 FSC-klagomål.docx
+++ b/klagomål/A 26703-2025 FSC-klagomål.docx
@@ -732,7 +732,7 @@
     <w:r>
       <w:tab/>
       <w:tab/>
-      <w:t>2026-07-23</w:t>
+      <w:t>2026-07-24</w:t>
       <w:br/>
       <w:br/>
     </w:r>

--- a/klagomål/A 26703-2025 FSC-klagomål.docx
+++ b/klagomål/A 26703-2025 FSC-klagomål.docx
@@ -732,7 +732,7 @@
     <w:r>
       <w:tab/>
       <w:tab/>
-      <w:t>2026-07-24</w:t>
+      <w:t>2026-07-25</w:t>
       <w:br/>
       <w:br/>
     </w:r>

--- a/klagomål/A 26703-2025 FSC-klagomål.docx
+++ b/klagomål/A 26703-2025 FSC-klagomål.docx
@@ -732,7 +732,7 @@
     <w:r>
       <w:tab/>
       <w:tab/>
-      <w:t>2026-07-25</w:t>
+      <w:t>2026-07-26</w:t>
       <w:br/>
       <w:br/>
     </w:r>

--- a/klagomål/A 26703-2025 FSC-klagomål.docx
+++ b/klagomål/A 26703-2025 FSC-klagomål.docx
@@ -732,7 +732,7 @@
     <w:r>
       <w:tab/>
       <w:tab/>
-      <w:t>2026-07-26</w:t>
+      <w:t>2026-07-27</w:t>
       <w:br/>
       <w:br/>
     </w:r>

--- a/klagomål/A 26703-2025 FSC-klagomål.docx
+++ b/klagomål/A 26703-2025 FSC-klagomål.docx
@@ -732,7 +732,7 @@
     <w:r>
       <w:tab/>
       <w:tab/>
-      <w:t>2026-07-27</w:t>
+      <w:t>2026-07-28</w:t>
       <w:br/>
       <w:br/>
     </w:r>

--- a/klagomål/A 26703-2025 FSC-klagomål.docx
+++ b/klagomål/A 26703-2025 FSC-klagomål.docx
@@ -732,7 +732,7 @@
     <w:r>
       <w:tab/>
       <w:tab/>
-      <w:t>2026-07-28</w:t>
+      <w:t>2026-07-29</w:t>
       <w:br/>
       <w:br/>
     </w:r>

--- a/klagomål/A 26703-2025 FSC-klagomål.docx
+++ b/klagomål/A 26703-2025 FSC-klagomål.docx
@@ -732,7 +732,7 @@
     <w:r>
       <w:tab/>
       <w:tab/>
-      <w:t>2026-07-29</w:t>
+      <w:t>2026-07-30</w:t>
       <w:br/>
       <w:br/>
     </w:r>

--- a/klagomål/A 26703-2025 FSC-klagomål.docx
+++ b/klagomål/A 26703-2025 FSC-klagomål.docx
@@ -732,7 +732,7 @@
     <w:r>
       <w:tab/>
       <w:tab/>
-      <w:t>2026-07-30</w:t>
+      <w:t>2026-07-31</w:t>
       <w:br/>
       <w:br/>
     </w:r>

--- a/klagomål/A 26703-2025 FSC-klagomål.docx
+++ b/klagomål/A 26703-2025 FSC-klagomål.docx
@@ -732,7 +732,7 @@
     <w:r>
       <w:tab/>
       <w:tab/>
-      <w:t>2026-07-31</w:t>
+      <w:t>2026-08-01</w:t>
       <w:br/>
       <w:br/>
     </w:r>

--- a/klagomål/A 26703-2025 FSC-klagomål.docx
+++ b/klagomål/A 26703-2025 FSC-klagomål.docx
@@ -732,7 +732,7 @@
     <w:r>
       <w:tab/>
       <w:tab/>
-      <w:t>2026-08-01</w:t>
+      <w:t>2026-08-02</w:t>
       <w:br/>
       <w:br/>
     </w:r>

--- a/klagomål/A 26703-2025 FSC-klagomål.docx
+++ b/klagomål/A 26703-2025 FSC-klagomål.docx
@@ -732,7 +732,7 @@
     <w:r>
       <w:tab/>
       <w:tab/>
-      <w:t>2026-08-02</w:t>
+      <w:t>2026-08-03</w:t>
       <w:br/>
       <w:br/>
     </w:r>

--- a/klagomål/A 26703-2025 FSC-klagomål.docx
+++ b/klagomål/A 26703-2025 FSC-klagomål.docx
@@ -732,7 +732,7 @@
     <w:r>
       <w:tab/>
       <w:tab/>
-      <w:t>2026-08-03</w:t>
+      <w:t>2026-08-05</w:t>
       <w:br/>
       <w:br/>
     </w:r>

--- a/klagomål/A 26703-2025 FSC-klagomål.docx
+++ b/klagomål/A 26703-2025 FSC-klagomål.docx
@@ -732,7 +732,7 @@
     <w:r>
       <w:tab/>
       <w:tab/>
-      <w:t>2026-08-05</w:t>
+      <w:t>2026-08-07</w:t>
       <w:br/>
       <w:br/>
     </w:r>

--- a/klagomål/A 26703-2025 FSC-klagomål.docx
+++ b/klagomål/A 26703-2025 FSC-klagomål.docx
@@ -732,7 +732,7 @@
     <w:r>
       <w:tab/>
       <w:tab/>
-      <w:t>2026-08-07</w:t>
+      <w:t>2026-08-08</w:t>
       <w:br/>
       <w:br/>
     </w:r>

--- a/klagomål/A 26703-2025 FSC-klagomål.docx
+++ b/klagomål/A 26703-2025 FSC-klagomål.docx
@@ -216,7 +216,7 @@
         <w:spacing w:after="240"/>
       </w:pPr>
       <w:r>
-        <w:t>Figur 1. Fyndplatser för naturvårdsarter inom 19 meter från avverkningsanmälan. Markörer utan svart kant är placerade på fyndplatsen. Markörer med svart kant är placerade vid sidan av fyndplatsen har ett svart streck som visar fyndplatsens exakta position. Kartans mittpunktskoordinat är N 6643522, E 696819 i SWEREF 99 TM.</w:t>
+        <w:t>Figur 1. Fyndplatser för naturvårdsarter inom 19 meter från avverkningsanmälan. Markörer utan svart kant är placerade på fyndplatsen. Markörer med svart kant är placerade vid sidan av fyndplatsen och har ett svart streck som visar fyndplatsens exakta position. Kartans mittpunktskoordinat är N 6643522, E 696819 i SWEREF 99 TM.</w:t>
       </w:r>
     </w:p>
     <w:p>
@@ -732,7 +732,7 @@
     <w:r>
       <w:tab/>
       <w:tab/>
-      <w:t>2026-08-14</w:t>
+      <w:t>2026-08-15</w:t>
       <w:br/>
       <w:br/>
     </w:r>

--- a/klagomål/A 26703-2025 FSC-klagomål.docx
+++ b/klagomål/A 26703-2025 FSC-klagomål.docx
@@ -732,7 +732,7 @@
     <w:r>
       <w:tab/>
       <w:tab/>
-      <w:t>2026-08-15</w:t>
+      <w:t>2026-08-16</w:t>
       <w:br/>
       <w:br/>
     </w:r>

--- a/klagomål/A 26703-2025 FSC-klagomål.docx
+++ b/klagomål/A 26703-2025 FSC-klagomål.docx
@@ -732,7 +732,7 @@
     <w:r>
       <w:tab/>
       <w:tab/>
-      <w:t>2026-08-16</w:t>
+      <w:t>2026-08-17</w:t>
       <w:br/>
       <w:br/>
     </w:r>

--- a/klagomål/A 26703-2025 FSC-klagomål.docx
+++ b/klagomål/A 26703-2025 FSC-klagomål.docx
@@ -732,7 +732,7 @@
     <w:r>
       <w:tab/>
       <w:tab/>
-      <w:t>2026-08-17</w:t>
+      <w:t>2026-08-18</w:t>
       <w:br/>
       <w:br/>
     </w:r>

--- a/klagomål/A 26703-2025 FSC-klagomål.docx
+++ b/klagomål/A 26703-2025 FSC-klagomål.docx
@@ -732,7 +732,7 @@
     <w:r>
       <w:tab/>
       <w:tab/>
-      <w:t>2026-08-18</w:t>
+      <w:t>2026-08-19</w:t>
       <w:br/>
       <w:br/>
     </w:r>

--- a/klagomål/A 26703-2025 FSC-klagomål.docx
+++ b/klagomål/A 26703-2025 FSC-klagomål.docx
@@ -732,7 +732,7 @@
     <w:r>
       <w:tab/>
       <w:tab/>
-      <w:t>2026-08-19</w:t>
+      <w:t>2026-08-20</w:t>
       <w:br/>
       <w:br/>
     </w:r>

--- a/klagomål/A 26703-2025 FSC-klagomål.docx
+++ b/klagomål/A 26703-2025 FSC-klagomål.docx
@@ -732,7 +732,7 @@
     <w:r>
       <w:tab/>
       <w:tab/>
-      <w:t>2026-08-20</w:t>
+      <w:t>2026-08-21</w:t>
       <w:br/>
       <w:br/>
     </w:r>

--- a/klagomål/A 26703-2025 FSC-klagomål.docx
+++ b/klagomål/A 26703-2025 FSC-klagomål.docx
@@ -732,7 +732,7 @@
     <w:r>
       <w:tab/>
       <w:tab/>
-      <w:t>2026-08-21</w:t>
+      <w:t>2026-08-22</w:t>
       <w:br/>
       <w:br/>
     </w:r>

--- a/klagomål/A 26703-2025 FSC-klagomål.docx
+++ b/klagomål/A 26703-2025 FSC-klagomål.docx
@@ -732,7 +732,7 @@
     <w:r>
       <w:tab/>
       <w:tab/>
-      <w:t>2026-08-22</w:t>
+      <w:t>2026-08-23</w:t>
       <w:br/>
       <w:br/>
     </w:r>

--- a/klagomål/A 26703-2025 FSC-klagomål.docx
+++ b/klagomål/A 26703-2025 FSC-klagomål.docx
@@ -732,7 +732,7 @@
     <w:r>
       <w:tab/>
       <w:tab/>
-      <w:t>2026-08-23</w:t>
+      <w:t>2026-08-24</w:t>
       <w:br/>
       <w:br/>
     </w:r>

--- a/klagomål/A 26703-2025 FSC-klagomål.docx
+++ b/klagomål/A 26703-2025 FSC-klagomål.docx
@@ -732,7 +732,7 @@
     <w:r>
       <w:tab/>
       <w:tab/>
-      <w:t>2026-08-24</w:t>
+      <w:t>2026-08-25</w:t>
       <w:br/>
       <w:br/>
     </w:r>

--- a/klagomål/A 26703-2025 FSC-klagomål.docx
+++ b/klagomål/A 26703-2025 FSC-klagomål.docx
@@ -732,7 +732,7 @@
     <w:r>
       <w:tab/>
       <w:tab/>
-      <w:t>2026-08-25</w:t>
+      <w:t>2026-08-26</w:t>
       <w:br/>
       <w:br/>
     </w:r>

--- a/klagomål/A 26703-2025 FSC-klagomål.docx
+++ b/klagomål/A 26703-2025 FSC-klagomål.docx
@@ -732,7 +732,7 @@
     <w:r>
       <w:tab/>
       <w:tab/>
-      <w:t>2026-08-26</w:t>
+      <w:t>2026-08-27</w:t>
       <w:br/>
       <w:br/>
     </w:r>

--- a/klagomål/A 26703-2025 FSC-klagomål.docx
+++ b/klagomål/A 26703-2025 FSC-klagomål.docx
@@ -732,7 +732,7 @@
     <w:r>
       <w:tab/>
       <w:tab/>
-      <w:t>2026-08-27</w:t>
+      <w:t>2026-08-28</w:t>
       <w:br/>
       <w:br/>
     </w:r>

--- a/klagomål/A 26703-2025 FSC-klagomål.docx
+++ b/klagomål/A 26703-2025 FSC-klagomål.docx
@@ -732,7 +732,7 @@
     <w:r>
       <w:tab/>
       <w:tab/>
-      <w:t>2026-08-28</w:t>
+      <w:t>2026-08-29</w:t>
       <w:br/>
       <w:br/>
     </w:r>

--- a/klagomål/A 26703-2025 FSC-klagomål.docx
+++ b/klagomål/A 26703-2025 FSC-klagomål.docx
@@ -732,7 +732,7 @@
     <w:r>
       <w:tab/>
       <w:tab/>
-      <w:t>2026-08-29</w:t>
+      <w:t>2026-08-31</w:t>
       <w:br/>
       <w:br/>
     </w:r>

--- a/klagomål/A 26703-2025 FSC-klagomål.docx
+++ b/klagomål/A 26703-2025 FSC-klagomål.docx
@@ -732,7 +732,7 @@
     <w:r>
       <w:tab/>
       <w:tab/>
-      <w:t>2026-08-31</w:t>
+      <w:t>2026-09-01</w:t>
       <w:br/>
       <w:br/>
     </w:r>

--- a/klagomål/A 26703-2025 FSC-klagomål.docx
+++ b/klagomål/A 26703-2025 FSC-klagomål.docx
@@ -732,7 +732,7 @@
     <w:r>
       <w:tab/>
       <w:tab/>
-      <w:t>2026-09-01</w:t>
+      <w:t>2026-09-02</w:t>
       <w:br/>
       <w:br/>
     </w:r>

--- a/klagomål/A 26703-2025 FSC-klagomål.docx
+++ b/klagomål/A 26703-2025 FSC-klagomål.docx
@@ -732,7 +732,7 @@
     <w:r>
       <w:tab/>
       <w:tab/>
-      <w:t>2026-09-02</w:t>
+      <w:t>2026-09-03</w:t>
       <w:br/>
       <w:br/>
     </w:r>

--- a/klagomål/A 26703-2025 FSC-klagomål.docx
+++ b/klagomål/A 26703-2025 FSC-klagomål.docx
@@ -732,7 +732,7 @@
     <w:r>
       <w:tab/>
       <w:tab/>
-      <w:t>2026-09-03</w:t>
+      <w:t>2026-09-04</w:t>
       <w:br/>
       <w:br/>
     </w:r>

--- a/klagomål/A 26703-2025 FSC-klagomål.docx
+++ b/klagomål/A 26703-2025 FSC-klagomål.docx
@@ -732,7 +732,7 @@
     <w:r>
       <w:tab/>
       <w:tab/>
-      <w:t>2026-09-04</w:t>
+      <w:t>2026-09-05</w:t>
       <w:br/>
       <w:br/>
     </w:r>

--- a/klagomål/A 26703-2025 FSC-klagomål.docx
+++ b/klagomål/A 26703-2025 FSC-klagomål.docx
@@ -732,7 +732,7 @@
     <w:r>
       <w:tab/>
       <w:tab/>
-      <w:t>2026-09-05</w:t>
+      <w:t>2026-09-06</w:t>
       <w:br/>
       <w:br/>
     </w:r>

--- a/klagomål/A 26703-2025 FSC-klagomål.docx
+++ b/klagomål/A 26703-2025 FSC-klagomål.docx
@@ -732,7 +732,7 @@
     <w:r>
       <w:tab/>
       <w:tab/>
-      <w:t>2026-09-06</w:t>
+      <w:t>2026-09-07</w:t>
       <w:br/>
       <w:br/>
     </w:r>

--- a/klagomål/A 26703-2025 FSC-klagomål.docx
+++ b/klagomål/A 26703-2025 FSC-klagomål.docx
@@ -732,7 +732,7 @@
     <w:r>
       <w:tab/>
       <w:tab/>
-      <w:t>2026-09-07</w:t>
+      <w:t>2026-09-08</w:t>
       <w:br/>
       <w:br/>
     </w:r>

--- a/klagomål/A 26703-2025 FSC-klagomål.docx
+++ b/klagomål/A 26703-2025 FSC-klagomål.docx
@@ -732,7 +732,7 @@
     <w:r>
       <w:tab/>
       <w:tab/>
-      <w:t>2026-09-08</w:t>
+      <w:t>2026-09-09</w:t>
       <w:br/>
       <w:br/>
     </w:r>

--- a/klagomål/A 26703-2025 FSC-klagomål.docx
+++ b/klagomål/A 26703-2025 FSC-klagomål.docx
@@ -732,7 +732,7 @@
     <w:r>
       <w:tab/>
       <w:tab/>
-      <w:t>2026-09-09</w:t>
+      <w:t>2026-09-10</w:t>
       <w:br/>
       <w:br/>
     </w:r>

--- a/klagomål/A 26703-2025 FSC-klagomål.docx
+++ b/klagomål/A 26703-2025 FSC-klagomål.docx
@@ -732,7 +732,7 @@
     <w:r>
       <w:tab/>
       <w:tab/>
-      <w:t>2026-09-10</w:t>
+      <w:t>2026-09-11</w:t>
       <w:br/>
       <w:br/>
     </w:r>

--- a/klagomål/A 26703-2025 FSC-klagomål.docx
+++ b/klagomål/A 26703-2025 FSC-klagomål.docx
@@ -732,7 +732,7 @@
     <w:r>
       <w:tab/>
       <w:tab/>
-      <w:t>2026-09-11</w:t>
+      <w:t>2026-09-12</w:t>
       <w:br/>
       <w:br/>
     </w:r>

--- a/klagomål/A 26703-2025 FSC-klagomål.docx
+++ b/klagomål/A 26703-2025 FSC-klagomål.docx
@@ -732,7 +732,7 @@
     <w:r>
       <w:tab/>
       <w:tab/>
-      <w:t>2026-09-12</w:t>
+      <w:t>2026-09-13</w:t>
       <w:br/>
       <w:br/>
     </w:r>
